--- a/Formatos_Cruce/Normalizacion Efectiva.docx
+++ b/Formatos_Cruce/Normalizacion Efectiva.docx
@@ -390,8 +390,10 @@
           <w:noProof/>
           <w:lang w:val="es-CO" w:eastAsia="en-US"/>
         </w:rPr>
-        <w:t>ENTRADA</w:t>
-      </w:r>
+        <w:t>entrada</w:t>
+      </w:r>
+      <w:bookmarkStart w:id="0" w:name="_GoBack"/>
+      <w:bookmarkEnd w:id="0"/>
       <w:r>
         <w:rPr>
           <w:rFonts w:ascii="Arial" w:eastAsia="Calibri" w:hAnsi="Arial" w:cs="Arial"/>
@@ -685,7 +687,6 @@
         </w:rPr>
         <w:t>{{</w:t>
       </w:r>
-      <w:proofErr w:type="spellStart"/>
       <w:r>
         <w:rPr>
           <w:rFonts w:ascii="Arial" w:eastAsia="Calibri" w:hAnsi="Arial" w:cs="Arial"/>
@@ -696,7 +697,6 @@
         </w:rPr>
         <w:t>cuenta_interna</w:t>
       </w:r>
-      <w:proofErr w:type="spellEnd"/>
       <w:r>
         <w:rPr>
           <w:rFonts w:ascii="Arial" w:eastAsia="Calibri" w:hAnsi="Arial" w:cs="Arial"/>
@@ -773,8 +773,6 @@
         </w:rPr>
         <w:t>{{n</w:t>
       </w:r>
-      <w:bookmarkStart w:id="0" w:name="_GoBack"/>
-      <w:bookmarkEnd w:id="0"/>
       <w:r>
         <w:rPr>
           <w:rFonts w:ascii="Arial" w:eastAsia="Calibri" w:hAnsi="Arial" w:cs="Arial"/>
@@ -2672,7 +2670,6 @@
         </w:rPr>
         <w:t>{{</w:t>
       </w:r>
-      <w:proofErr w:type="spellStart"/>
       <w:r>
         <w:rPr>
           <w:rFonts w:ascii="Arial" w:eastAsia="Calibri" w:hAnsi="Arial" w:cs="Arial"/>
@@ -2683,7 +2680,6 @@
         </w:rPr>
         <w:t>telefono</w:t>
       </w:r>
-      <w:proofErr w:type="spellEnd"/>
       <w:r>
         <w:rPr>
           <w:rFonts w:ascii="Arial" w:eastAsia="Calibri" w:hAnsi="Arial" w:cs="Arial"/>
@@ -2921,7 +2917,6 @@
         </w:rPr>
         <w:t>{{</w:t>
       </w:r>
-      <w:proofErr w:type="spellStart"/>
       <w:r>
         <w:rPr>
           <w:rFonts w:ascii="Arial" w:hAnsi="Arial" w:cs="Arial"/>
@@ -2931,7 +2926,6 @@
         </w:rPr>
         <w:t>telefono</w:t>
       </w:r>
-      <w:proofErr w:type="spellEnd"/>
       <w:r>
         <w:rPr>
           <w:rFonts w:ascii="Arial" w:hAnsi="Arial" w:cs="Arial"/>
@@ -3794,21 +3788,21 @@
         <v:path o:extrusionok="f" gradientshapeok="t" o:connecttype="rect"/>
         <o:lock v:ext="edit" aspectratio="t"/>
       </v:shapetype>
-      <v:shape id="_x0000_i1203" type="#_x0000_t75" style="width:12.75pt;height:12.75pt" o:bullet="t">
+      <v:shape id="_x0000_i1029" type="#_x0000_t75" style="width:12.75pt;height:12.75pt" o:bullet="t">
         <v:imagedata r:id="rId1" o:title="mso2D3D"/>
       </v:shape>
     </w:pict>
   </w:numPicBullet>
   <w:numPicBullet w:numPicBulletId="1">
     <w:pict>
-      <v:shape id="_x0000_i1204" type="#_x0000_t75" style="width:12.75pt;height:12.75pt" o:bullet="t">
+      <v:shape id="_x0000_i1030" type="#_x0000_t75" style="width:12.75pt;height:12.75pt" o:bullet="t">
         <v:imagedata r:id="rId2" o:title="msoCA65"/>
       </v:shape>
     </w:pict>
   </w:numPicBullet>
   <w:numPicBullet w:numPicBulletId="2">
     <w:pict>
-      <v:shape id="_x0000_i1205" type="#_x0000_t75" style="width:69pt;height:54pt" o:bullet="t">
+      <v:shape id="_x0000_i1031" type="#_x0000_t75" style="width:69pt;height:54pt" o:bullet="t">
         <v:imagedata r:id="rId3" o:title="clip_image002"/>
       </v:shape>
     </w:pict>
@@ -10446,7 +10440,7 @@
 </file>
 
 <file path=customXml/itemProps1.xml><?xml version="1.0" encoding="utf-8"?>
-<ds:datastoreItem xmlns:ds="http://schemas.openxmlformats.org/officeDocument/2006/customXml" ds:itemID="{10AF18EA-14C5-401A-B8C5-E627D1882083}">
+<ds:datastoreItem xmlns:ds="http://schemas.openxmlformats.org/officeDocument/2006/customXml" ds:itemID="{3265E6E1-FFD0-46F0-9B44-483C65895C60}">
   <ds:schemaRefs>
     <ds:schemaRef ds:uri="http://schemas.openxmlformats.org/officeDocument/2006/bibliography"/>
   </ds:schemaRefs>

--- a/Formatos_Cruce/Normalizacion Efectiva.docx
+++ b/Formatos_Cruce/Normalizacion Efectiva.docx
@@ -392,8 +392,6 @@
         </w:rPr>
         <w:t>entrada</w:t>
       </w:r>
-      <w:bookmarkStart w:id="0" w:name="_GoBack"/>
-      <w:bookmarkEnd w:id="0"/>
       <w:r>
         <w:rPr>
           <w:rFonts w:ascii="Arial" w:eastAsia="Calibri" w:hAnsi="Arial" w:cs="Arial"/>
@@ -1477,7 +1475,25 @@
           <w:sz w:val="20"/>
           <w:szCs w:val="20"/>
         </w:rPr>
-        <w:t xml:space="preserve">Se realiza visita el día 25/02/2026. La solicitud es viable debido a que predio cuenta con instalaciones listas. </w:t>
+        <w:t xml:space="preserve">Se realiza visita el día </w:t>
+      </w:r>
+      <w:r>
+        <w:rPr>
+          <w:b/>
+          <w:sz w:val="20"/>
+          <w:szCs w:val="20"/>
+        </w:rPr>
+        <w:t>{{control.tecnico}}</w:t>
+      </w:r>
+      <w:bookmarkStart w:id="0" w:name="_GoBack"/>
+      <w:bookmarkEnd w:id="0"/>
+      <w:r>
+        <w:rPr>
+          <w:b/>
+          <w:sz w:val="20"/>
+          <w:szCs w:val="20"/>
+        </w:rPr>
+        <w:t xml:space="preserve">. La solicitud es viable debido a que predio cuenta con instalaciones listas. </w:t>
       </w:r>
     </w:p>
     <w:p>
@@ -3788,21 +3804,21 @@
         <v:path o:extrusionok="f" gradientshapeok="t" o:connecttype="rect"/>
         <o:lock v:ext="edit" aspectratio="t"/>
       </v:shapetype>
-      <v:shape id="_x0000_i1029" type="#_x0000_t75" style="width:12.75pt;height:12.75pt" o:bullet="t">
+      <v:shape id="_x0000_i1038" type="#_x0000_t75" style="width:12.75pt;height:12.75pt" o:bullet="t">
         <v:imagedata r:id="rId1" o:title="mso2D3D"/>
       </v:shape>
     </w:pict>
   </w:numPicBullet>
   <w:numPicBullet w:numPicBulletId="1">
     <w:pict>
-      <v:shape id="_x0000_i1030" type="#_x0000_t75" style="width:12.75pt;height:12.75pt" o:bullet="t">
+      <v:shape id="_x0000_i1039" type="#_x0000_t75" style="width:12.75pt;height:12.75pt" o:bullet="t">
         <v:imagedata r:id="rId2" o:title="msoCA65"/>
       </v:shape>
     </w:pict>
   </w:numPicBullet>
   <w:numPicBullet w:numPicBulletId="2">
     <w:pict>
-      <v:shape id="_x0000_i1031" type="#_x0000_t75" style="width:69pt;height:54pt" o:bullet="t">
+      <v:shape id="_x0000_i1040" type="#_x0000_t75" style="width:69pt;height:54pt" o:bullet="t">
         <v:imagedata r:id="rId3" o:title="clip_image002"/>
       </v:shape>
     </w:pict>
@@ -10440,7 +10456,7 @@
 </file>
 
 <file path=customXml/itemProps1.xml><?xml version="1.0" encoding="utf-8"?>
-<ds:datastoreItem xmlns:ds="http://schemas.openxmlformats.org/officeDocument/2006/customXml" ds:itemID="{3265E6E1-FFD0-46F0-9B44-483C65895C60}">
+<ds:datastoreItem xmlns:ds="http://schemas.openxmlformats.org/officeDocument/2006/customXml" ds:itemID="{A63BC928-D6AA-4304-8F5F-E9AF75A3796B}">
   <ds:schemaRefs>
     <ds:schemaRef ds:uri="http://schemas.openxmlformats.org/officeDocument/2006/bibliography"/>
   </ds:schemaRefs>
